--- a/backend-exhibits/NOT INCLUDED Microsoft to google standard.docx
+++ b/backend-exhibits/NOT INCLUDED Microsoft to google standard.docx
@@ -390,10 +390,10 @@
   <w:docDefaults>
     <w:rPrDefault>
       <w:rPr>
-        <w:rFonts w:asciiTheme="minorHAnsi" w:eastAsiaTheme="minorHAnsi" w:hAnsiTheme="minorHAnsi" w:cstheme="minorBidi"/>
+        <w:rFonts w:ascii="Arial" w:hAnsi="Arial" w:cs="Arial" w:eastAsia="Arial"/>
         <w:kern w:val="2"/>
-        <w:sz w:val="24"/>
-        <w:szCs w:val="24"/>
+        <w:sz w:val="21"/>
+        <w:szCs w:val="21"/>
         <w:lang w:val="en-IN" w:eastAsia="en-US" w:bidi="ar-SA"/>
         <w14:ligatures w14:val="standardContextual"/>
       </w:rPr>
@@ -791,8 +791,8 @@
     </w:pPr>
     <w:rPr>
       <w:kern w:val="0"/>
-      <w:sz w:val="22"/>
-      <w:szCs w:val="22"/>
+      <w:sz w:val="21"/>
+      <w:szCs w:val="21"/>
       <w:lang w:val="en-US"/>
       <w14:ligatures w14:val="none"/>
     </w:rPr>
@@ -812,11 +812,11 @@
       <w:outlineLvl w:val="0"/>
     </w:pPr>
     <w:rPr>
-      <w:rFonts w:asciiTheme="majorHAnsi" w:eastAsiaTheme="majorEastAsia" w:hAnsiTheme="majorHAnsi" w:cstheme="majorBidi"/>
+      <w:rFonts w:ascii="Arial" w:hAnsi="Arial" w:cs="Arial" w:eastAsia="Arial"/>
       <w:color w:val="0F4761" w:themeColor="accent1" w:themeShade="BF"/>
       <w:kern w:val="2"/>
-      <w:sz w:val="40"/>
-      <w:szCs w:val="40"/>
+      <w:sz w:val="21"/>
+      <w:szCs w:val="21"/>
       <w:lang w:val="en-IN"/>
       <w14:ligatures w14:val="standardContextual"/>
     </w:rPr>
@@ -838,11 +838,11 @@
       <w:outlineLvl w:val="1"/>
     </w:pPr>
     <w:rPr>
-      <w:rFonts w:asciiTheme="majorHAnsi" w:eastAsiaTheme="majorEastAsia" w:hAnsiTheme="majorHAnsi" w:cstheme="majorBidi"/>
+      <w:rFonts w:ascii="Arial" w:hAnsi="Arial" w:cs="Arial" w:eastAsia="Arial"/>
       <w:color w:val="0F4761" w:themeColor="accent1" w:themeShade="BF"/>
       <w:kern w:val="2"/>
-      <w:sz w:val="32"/>
-      <w:szCs w:val="32"/>
+      <w:sz w:val="21"/>
+      <w:szCs w:val="21"/>
       <w:lang w:val="en-IN"/>
       <w14:ligatures w14:val="standardContextual"/>
     </w:rPr>
@@ -864,11 +864,11 @@
       <w:outlineLvl w:val="2"/>
     </w:pPr>
     <w:rPr>
-      <w:rFonts w:eastAsiaTheme="majorEastAsia" w:cstheme="majorBidi"/>
+      <w:rFonts w:ascii="Arial" w:hAnsi="Arial" w:cs="Arial" w:eastAsia="Arial"/>
       <w:color w:val="0F4761" w:themeColor="accent1" w:themeShade="BF"/>
       <w:kern w:val="2"/>
-      <w:sz w:val="28"/>
-      <w:szCs w:val="28"/>
+      <w:sz w:val="21"/>
+      <w:szCs w:val="21"/>
       <w:lang w:val="en-IN"/>
       <w14:ligatures w14:val="standardContextual"/>
     </w:rPr>
@@ -890,13 +890,13 @@
       <w:outlineLvl w:val="3"/>
     </w:pPr>
     <w:rPr>
-      <w:rFonts w:eastAsiaTheme="majorEastAsia" w:cstheme="majorBidi"/>
+      <w:rFonts w:ascii="Arial" w:hAnsi="Arial" w:cs="Arial" w:eastAsia="Arial"/>
       <w:i/>
       <w:iCs/>
       <w:color w:val="0F4761" w:themeColor="accent1" w:themeShade="BF"/>
       <w:kern w:val="2"/>
-      <w:sz w:val="24"/>
-      <w:szCs w:val="24"/>
+      <w:sz w:val="21"/>
+      <w:szCs w:val="21"/>
       <w:lang w:val="en-IN"/>
       <w14:ligatures w14:val="standardContextual"/>
     </w:rPr>
@@ -918,11 +918,11 @@
       <w:outlineLvl w:val="4"/>
     </w:pPr>
     <w:rPr>
-      <w:rFonts w:eastAsiaTheme="majorEastAsia" w:cstheme="majorBidi"/>
+      <w:rFonts w:ascii="Arial" w:hAnsi="Arial" w:cs="Arial" w:eastAsia="Arial"/>
       <w:color w:val="0F4761" w:themeColor="accent1" w:themeShade="BF"/>
       <w:kern w:val="2"/>
-      <w:sz w:val="24"/>
-      <w:szCs w:val="24"/>
+      <w:sz w:val="21"/>
+      <w:szCs w:val="21"/>
       <w:lang w:val="en-IN"/>
       <w14:ligatures w14:val="standardContextual"/>
     </w:rPr>
@@ -944,13 +944,13 @@
       <w:outlineLvl w:val="5"/>
     </w:pPr>
     <w:rPr>
-      <w:rFonts w:eastAsiaTheme="majorEastAsia" w:cstheme="majorBidi"/>
+      <w:rFonts w:ascii="Arial" w:hAnsi="Arial" w:cs="Arial" w:eastAsia="Arial"/>
       <w:i/>
       <w:iCs/>
       <w:color w:val="595959" w:themeColor="text1" w:themeTint="A6"/>
       <w:kern w:val="2"/>
-      <w:sz w:val="24"/>
-      <w:szCs w:val="24"/>
+      <w:sz w:val="21"/>
+      <w:szCs w:val="21"/>
       <w:lang w:val="en-IN"/>
       <w14:ligatures w14:val="standardContextual"/>
     </w:rPr>
@@ -972,11 +972,11 @@
       <w:outlineLvl w:val="6"/>
     </w:pPr>
     <w:rPr>
-      <w:rFonts w:eastAsiaTheme="majorEastAsia" w:cstheme="majorBidi"/>
+      <w:rFonts w:ascii="Arial" w:hAnsi="Arial" w:cs="Arial" w:eastAsia="Arial"/>
       <w:color w:val="595959" w:themeColor="text1" w:themeTint="A6"/>
       <w:kern w:val="2"/>
-      <w:sz w:val="24"/>
-      <w:szCs w:val="24"/>
+      <w:sz w:val="21"/>
+      <w:szCs w:val="21"/>
       <w:lang w:val="en-IN"/>
       <w14:ligatures w14:val="standardContextual"/>
     </w:rPr>
@@ -998,13 +998,13 @@
       <w:outlineLvl w:val="7"/>
     </w:pPr>
     <w:rPr>
-      <w:rFonts w:eastAsiaTheme="majorEastAsia" w:cstheme="majorBidi"/>
+      <w:rFonts w:ascii="Arial" w:hAnsi="Arial" w:cs="Arial" w:eastAsia="Arial"/>
       <w:i/>
       <w:iCs/>
       <w:color w:val="272727" w:themeColor="text1" w:themeTint="D8"/>
       <w:kern w:val="2"/>
-      <w:sz w:val="24"/>
-      <w:szCs w:val="24"/>
+      <w:sz w:val="21"/>
+      <w:szCs w:val="21"/>
       <w:lang w:val="en-IN"/>
       <w14:ligatures w14:val="standardContextual"/>
     </w:rPr>
@@ -1026,11 +1026,11 @@
       <w:outlineLvl w:val="8"/>
     </w:pPr>
     <w:rPr>
-      <w:rFonts w:eastAsiaTheme="majorEastAsia" w:cstheme="majorBidi"/>
+      <w:rFonts w:ascii="Arial" w:hAnsi="Arial" w:cs="Arial" w:eastAsia="Arial"/>
       <w:color w:val="272727" w:themeColor="text1" w:themeTint="D8"/>
       <w:kern w:val="2"/>
-      <w:sz w:val="24"/>
-      <w:szCs w:val="24"/>
+      <w:sz w:val="21"/>
+      <w:szCs w:val="21"/>
       <w:lang w:val="en-IN"/>
       <w14:ligatures w14:val="standardContextual"/>
     </w:rPr>
@@ -1068,10 +1068,10 @@
     <w:uiPriority w:val="9"/>
     <w:rsid w:val="00682C55"/>
     <w:rPr>
-      <w:rFonts w:asciiTheme="majorHAnsi" w:eastAsiaTheme="majorEastAsia" w:hAnsiTheme="majorHAnsi" w:cstheme="majorBidi"/>
+      <w:rFonts w:ascii="Arial" w:hAnsi="Arial" w:cs="Arial" w:eastAsia="Arial"/>
       <w:color w:val="0F4761" w:themeColor="accent1" w:themeShade="BF"/>
-      <w:sz w:val="40"/>
-      <w:szCs w:val="40"/>
+      <w:sz w:val="21"/>
+      <w:szCs w:val="21"/>
     </w:rPr>
   </w:style>
   <w:style w:type="character" w:customStyle="1" w:styleId="Heading2Char">
@@ -1082,10 +1082,10 @@
     <w:semiHidden/>
     <w:rsid w:val="00682C55"/>
     <w:rPr>
-      <w:rFonts w:asciiTheme="majorHAnsi" w:eastAsiaTheme="majorEastAsia" w:hAnsiTheme="majorHAnsi" w:cstheme="majorBidi"/>
+      <w:rFonts w:ascii="Arial" w:hAnsi="Arial" w:cs="Arial" w:eastAsia="Arial"/>
       <w:color w:val="0F4761" w:themeColor="accent1" w:themeShade="BF"/>
-      <w:sz w:val="32"/>
-      <w:szCs w:val="32"/>
+      <w:sz w:val="21"/>
+      <w:szCs w:val="21"/>
     </w:rPr>
   </w:style>
   <w:style w:type="character" w:customStyle="1" w:styleId="Heading3Char">
@@ -1096,10 +1096,10 @@
     <w:semiHidden/>
     <w:rsid w:val="00682C55"/>
     <w:rPr>
-      <w:rFonts w:eastAsiaTheme="majorEastAsia" w:cstheme="majorBidi"/>
+      <w:rFonts w:ascii="Arial" w:hAnsi="Arial" w:cs="Arial" w:eastAsia="Arial"/>
       <w:color w:val="0F4761" w:themeColor="accent1" w:themeShade="BF"/>
-      <w:sz w:val="28"/>
-      <w:szCs w:val="28"/>
+      <w:sz w:val="21"/>
+      <w:szCs w:val="21"/>
     </w:rPr>
   </w:style>
   <w:style w:type="character" w:customStyle="1" w:styleId="Heading4Char">
@@ -1110,7 +1110,7 @@
     <w:semiHidden/>
     <w:rsid w:val="00682C55"/>
     <w:rPr>
-      <w:rFonts w:eastAsiaTheme="majorEastAsia" w:cstheme="majorBidi"/>
+      <w:rFonts w:ascii="Arial" w:hAnsi="Arial" w:cs="Arial" w:eastAsia="Arial"/>
       <w:i/>
       <w:iCs/>
       <w:color w:val="0F4761" w:themeColor="accent1" w:themeShade="BF"/>
@@ -1124,7 +1124,7 @@
     <w:semiHidden/>
     <w:rsid w:val="00682C55"/>
     <w:rPr>
-      <w:rFonts w:eastAsiaTheme="majorEastAsia" w:cstheme="majorBidi"/>
+      <w:rFonts w:ascii="Arial" w:hAnsi="Arial" w:cs="Arial" w:eastAsia="Arial"/>
       <w:color w:val="0F4761" w:themeColor="accent1" w:themeShade="BF"/>
     </w:rPr>
   </w:style>
@@ -1136,7 +1136,7 @@
     <w:semiHidden/>
     <w:rsid w:val="00682C55"/>
     <w:rPr>
-      <w:rFonts w:eastAsiaTheme="majorEastAsia" w:cstheme="majorBidi"/>
+      <w:rFonts w:ascii="Arial" w:hAnsi="Arial" w:cs="Arial" w:eastAsia="Arial"/>
       <w:i/>
       <w:iCs/>
       <w:color w:val="595959" w:themeColor="text1" w:themeTint="A6"/>
@@ -1150,7 +1150,7 @@
     <w:semiHidden/>
     <w:rsid w:val="00682C55"/>
     <w:rPr>
-      <w:rFonts w:eastAsiaTheme="majorEastAsia" w:cstheme="majorBidi"/>
+      <w:rFonts w:ascii="Arial" w:hAnsi="Arial" w:cs="Arial" w:eastAsia="Arial"/>
       <w:color w:val="595959" w:themeColor="text1" w:themeTint="A6"/>
     </w:rPr>
   </w:style>
@@ -1162,7 +1162,7 @@
     <w:semiHidden/>
     <w:rsid w:val="00682C55"/>
     <w:rPr>
-      <w:rFonts w:eastAsiaTheme="majorEastAsia" w:cstheme="majorBidi"/>
+      <w:rFonts w:ascii="Arial" w:hAnsi="Arial" w:cs="Arial" w:eastAsia="Arial"/>
       <w:i/>
       <w:iCs/>
       <w:color w:val="272727" w:themeColor="text1" w:themeTint="D8"/>
@@ -1176,7 +1176,7 @@
     <w:semiHidden/>
     <w:rsid w:val="00682C55"/>
     <w:rPr>
-      <w:rFonts w:eastAsiaTheme="majorEastAsia" w:cstheme="majorBidi"/>
+      <w:rFonts w:ascii="Arial" w:hAnsi="Arial" w:cs="Arial" w:eastAsia="Arial"/>
       <w:color w:val="272727" w:themeColor="text1" w:themeTint="D8"/>
     </w:rPr>
   </w:style>
@@ -1193,11 +1193,11 @@
       <w:contextualSpacing/>
     </w:pPr>
     <w:rPr>
-      <w:rFonts w:asciiTheme="majorHAnsi" w:eastAsiaTheme="majorEastAsia" w:hAnsiTheme="majorHAnsi" w:cstheme="majorBidi"/>
+      <w:rFonts w:ascii="Arial" w:hAnsi="Arial" w:cs="Arial" w:eastAsia="Arial"/>
       <w:spacing w:val="-10"/>
       <w:kern w:val="28"/>
-      <w:sz w:val="56"/>
-      <w:szCs w:val="56"/>
+      <w:sz w:val="21"/>
+      <w:szCs w:val="21"/>
       <w:lang w:val="en-IN"/>
       <w14:ligatures w14:val="standardContextual"/>
     </w:rPr>
@@ -1209,11 +1209,11 @@
     <w:uiPriority w:val="10"/>
     <w:rsid w:val="00682C55"/>
     <w:rPr>
-      <w:rFonts w:asciiTheme="majorHAnsi" w:eastAsiaTheme="majorEastAsia" w:hAnsiTheme="majorHAnsi" w:cstheme="majorBidi"/>
+      <w:rFonts w:ascii="Arial" w:hAnsi="Arial" w:cs="Arial" w:eastAsia="Arial"/>
       <w:spacing w:val="-10"/>
       <w:kern w:val="28"/>
-      <w:sz w:val="56"/>
-      <w:szCs w:val="56"/>
+      <w:sz w:val="21"/>
+      <w:szCs w:val="21"/>
     </w:rPr>
   </w:style>
   <w:style w:type="paragraph" w:styleId="Subtitle">
@@ -1231,12 +1231,12 @@
       <w:spacing w:after="160" w:line="278" w:lineRule="auto"/>
     </w:pPr>
     <w:rPr>
-      <w:rFonts w:eastAsiaTheme="majorEastAsia" w:cstheme="majorBidi"/>
+      <w:rFonts w:ascii="Arial" w:hAnsi="Arial" w:cs="Arial" w:eastAsia="Arial"/>
       <w:color w:val="595959" w:themeColor="text1" w:themeTint="A6"/>
       <w:spacing w:val="15"/>
       <w:kern w:val="2"/>
-      <w:sz w:val="28"/>
-      <w:szCs w:val="28"/>
+      <w:sz w:val="21"/>
+      <w:szCs w:val="21"/>
       <w:lang w:val="en-IN"/>
       <w14:ligatures w14:val="standardContextual"/>
     </w:rPr>
@@ -1248,11 +1248,11 @@
     <w:uiPriority w:val="11"/>
     <w:rsid w:val="00682C55"/>
     <w:rPr>
-      <w:rFonts w:eastAsiaTheme="majorEastAsia" w:cstheme="majorBidi"/>
+      <w:rFonts w:ascii="Arial" w:hAnsi="Arial" w:cs="Arial" w:eastAsia="Arial"/>
       <w:color w:val="595959" w:themeColor="text1" w:themeTint="A6"/>
       <w:spacing w:val="15"/>
-      <w:sz w:val="28"/>
-      <w:szCs w:val="28"/>
+      <w:sz w:val="21"/>
+      <w:szCs w:val="21"/>
     </w:rPr>
   </w:style>
   <w:style w:type="paragraph" w:styleId="Quote">
@@ -1272,8 +1272,8 @@
       <w:iCs/>
       <w:color w:val="404040" w:themeColor="text1" w:themeTint="BF"/>
       <w:kern w:val="2"/>
-      <w:sz w:val="24"/>
-      <w:szCs w:val="24"/>
+      <w:sz w:val="21"/>
+      <w:szCs w:val="21"/>
       <w:lang w:val="en-IN"/>
       <w14:ligatures w14:val="standardContextual"/>
     </w:rPr>
@@ -1303,8 +1303,8 @@
     </w:pPr>
     <w:rPr>
       <w:kern w:val="2"/>
-      <w:sz w:val="24"/>
-      <w:szCs w:val="24"/>
+      <w:sz w:val="21"/>
+      <w:szCs w:val="21"/>
       <w:lang w:val="en-IN"/>
       <w14:ligatures w14:val="standardContextual"/>
     </w:rPr>
@@ -1343,8 +1343,8 @@
       <w:iCs/>
       <w:color w:val="0F4761" w:themeColor="accent1" w:themeShade="BF"/>
       <w:kern w:val="2"/>
-      <w:sz w:val="24"/>
-      <w:szCs w:val="24"/>
+      <w:sz w:val="21"/>
+      <w:szCs w:val="21"/>
       <w:lang w:val="en-IN"/>
       <w14:ligatures w14:val="standardContextual"/>
     </w:rPr>
@@ -1385,11 +1385,11 @@
       <w:ind w:left="60" w:right="60"/>
     </w:pPr>
     <w:rPr>
-      <w:rFonts w:ascii="Arial" w:hAnsi="Arial" w:cs="Arial"/>
+      <w:rFonts w:ascii="Arial" w:hAnsi="Arial" w:cs="Arial" w:eastAsia="Arial"/>
       <w:color w:val="000000"/>
       <w:kern w:val="0"/>
-      <w:sz w:val="20"/>
-      <w:szCs w:val="20"/>
+      <w:sz w:val="21"/>
+      <w:szCs w:val="21"/>
       <w:lang w:val="en-US"/>
       <w14:ligatures w14:val="none"/>
     </w:rPr>
@@ -1415,7 +1415,7 @@
         <w:spacing w:before="0" w:after="0" w:line="300" w:lineRule="auto"/>
       </w:pPr>
       <w:rPr>
-        <w:rFonts w:ascii="Arial" w:hAnsi="Arial" w:cs="Arial"/>
+        <w:rFonts w:ascii="Arial" w:hAnsi="Arial" w:cs="Arial" w:eastAsia="Arial"/>
         <w:b/>
         <w:bCs/>
         <w:i w:val="0"/>
